--- a/docs/activities/lecture_09/09_class_activity.docx
+++ b/docs/activities/lecture_09/09_class_activity.docx
@@ -7,7 +7,7 @@
         <w:pStyle w:val="Title"/>
       </w:pPr>
       <w:r>
-        <w:t xml:space="preserve">Lecture 09 - Class Activity - Correlation Linear Regression</w:t>
+        <w:t xml:space="preserve">Lecture 09</w:t>
       </w:r>
     </w:p>
     <w:p>

--- a/docs/activities/lecture_09/09_class_activity.docx
+++ b/docs/activities/lecture_09/09_class_activity.docx
@@ -387,7 +387,7 @@
   <w:docDefaults>
     <w:rPrDefault>
       <w:rPr>
-        <w:rFonts w:ascii="Arial" w:cs="Times New Roman (Body CS)" w:eastAsiaTheme="minorHAnsi" w:hAnsi="Arial"/>
+        <w:rFonts w:ascii="Calibri" w:cs="Calibri" w:eastAsia="Calibri" w:hAnsi="Calibri"/>
         <w:kern w:val="2"/>
         <w:sz w:val="24"/>
         <w:szCs w:val="24"/>
@@ -796,7 +796,7 @@
     <w:rPr>
       <w:rFonts w:asciiTheme="majorHAnsi" w:cstheme="majorBidi" w:eastAsiaTheme="majorEastAsia" w:hAnsiTheme="majorHAnsi"/>
       <w:b/>
-      <w:color w:themeColor="accent1" w:themeShade="BF" w:val="0F4761"/>
+      <w:color w:val="002147"/>
       <w:sz w:val="28"/>
       <w:szCs w:val="40"/>
     </w:rPr>
@@ -819,7 +819,7 @@
     </w:pPr>
     <w:rPr>
       <w:rFonts w:asciiTheme="majorHAnsi" w:cstheme="majorBidi" w:eastAsiaTheme="majorEastAsia" w:hAnsiTheme="majorHAnsi"/>
-      <w:color w:themeColor="accent1" w:themeShade="BF" w:val="0F4761"/>
+      <w:color w:val="002147"/>
       <w:szCs w:val="32"/>
     </w:rPr>
   </w:style>
@@ -840,7 +840,7 @@
     </w:pPr>
     <w:rPr>
       <w:rFonts w:asciiTheme="minorHAnsi" w:cstheme="majorBidi" w:eastAsiaTheme="majorEastAsia" w:hAnsiTheme="minorHAnsi"/>
-      <w:color w:themeColor="accent1" w:themeShade="BF" w:val="0F4761"/>
+      <w:color w:val="002147"/>
       <w:sz w:val="22"/>
       <w:szCs w:val="28"/>
     </w:rPr>
@@ -864,7 +864,7 @@
     <w:rPr>
       <w:rFonts w:asciiTheme="minorHAnsi" w:cstheme="majorBidi" w:eastAsiaTheme="majorEastAsia" w:hAnsiTheme="minorHAnsi"/>
       <w:iCs/>
-      <w:color w:themeColor="accent1" w:themeShade="BF" w:val="0F4761"/>
+      <w:color w:val="002147"/>
     </w:rPr>
   </w:style>
   <w:style w:styleId="Heading5" w:type="paragraph">
@@ -885,7 +885,7 @@
     </w:pPr>
     <w:rPr>
       <w:rFonts w:asciiTheme="minorHAnsi" w:cstheme="majorBidi" w:eastAsiaTheme="majorEastAsia" w:hAnsiTheme="minorHAnsi"/>
-      <w:color w:themeColor="accent1" w:themeShade="BF" w:val="0F4761"/>
+      <w:color w:val="002147"/>
     </w:rPr>
   </w:style>
   <w:style w:styleId="Heading6" w:type="paragraph">
@@ -1009,7 +1009,7 @@
     <w:rPr>
       <w:rFonts w:asciiTheme="majorHAnsi" w:cstheme="majorBidi" w:eastAsiaTheme="majorEastAsia" w:hAnsiTheme="majorHAnsi"/>
       <w:b/>
-      <w:color w:themeColor="accent1" w:themeShade="BF" w:val="0F4761"/>
+      <w:color w:val="002147"/>
       <w:sz w:val="28"/>
       <w:szCs w:val="40"/>
     </w:rPr>
@@ -1023,7 +1023,7 @@
     <w:rsid w:val="00846576"/>
     <w:rPr>
       <w:rFonts w:asciiTheme="majorHAnsi" w:cstheme="majorBidi" w:eastAsiaTheme="majorEastAsia" w:hAnsiTheme="majorHAnsi"/>
-      <w:color w:themeColor="accent1" w:themeShade="BF" w:val="0F4761"/>
+      <w:color w:val="002147"/>
       <w:szCs w:val="32"/>
     </w:rPr>
   </w:style>
@@ -1035,7 +1035,7 @@
     <w:rsid w:val="00846576"/>
     <w:rPr>
       <w:rFonts w:asciiTheme="minorHAnsi" w:cstheme="majorBidi" w:eastAsiaTheme="majorEastAsia" w:hAnsiTheme="minorHAnsi"/>
-      <w:color w:themeColor="accent1" w:themeShade="BF" w:val="0F4761"/>
+      <w:color w:val="002147"/>
       <w:sz w:val="22"/>
       <w:szCs w:val="28"/>
     </w:rPr>
@@ -1050,7 +1050,7 @@
     <w:rPr>
       <w:rFonts w:asciiTheme="minorHAnsi" w:cstheme="majorBidi" w:eastAsiaTheme="majorEastAsia" w:hAnsiTheme="minorHAnsi"/>
       <w:iCs/>
-      <w:color w:themeColor="accent1" w:themeShade="BF" w:val="0F4761"/>
+      <w:color w:val="002147"/>
     </w:rPr>
   </w:style>
   <w:style w:customStyle="1" w:styleId="Heading5Char" w:type="character">
@@ -1062,7 +1062,7 @@
     <w:rsid w:val="00AF5CF1"/>
     <w:rPr>
       <w:rFonts w:asciiTheme="minorHAnsi" w:cstheme="majorBidi" w:eastAsiaTheme="majorEastAsia" w:hAnsiTheme="minorHAnsi"/>
-      <w:color w:themeColor="accent1" w:themeShade="BF" w:val="0F4761"/>
+      <w:color w:val="002147"/>
     </w:rPr>
   </w:style>
   <w:style w:customStyle="1" w:styleId="Heading6Char" w:type="character">
@@ -1236,7 +1236,7 @@
     <w:rPr>
       <w:i/>
       <w:iCs/>
-      <w:color w:themeColor="accent1" w:themeShade="BF" w:val="0F4761"/>
+      <w:color w:val="002147"/>
     </w:rPr>
   </w:style>
   <w:style w:styleId="IntenseQuote" w:type="paragraph">
@@ -1249,8 +1249,8 @@
     <w:rsid w:val="00AF5CF1"/>
     <w:pPr>
       <w:pBdr>
-        <w:top w:color="0F4761" w:space="10" w:sz="4" w:themeColor="accent1" w:themeShade="BF" w:val="single"/>
-        <w:bottom w:color="0F4761" w:space="10" w:sz="4" w:themeColor="accent1" w:themeShade="BF" w:val="single"/>
+        <w:top w:color="002147" w:space="10" w:sz="4" w:val="single"/>
+        <w:bottom w:color="002147" w:space="10" w:sz="4" w:val="single"/>
       </w:pBdr>
       <w:spacing w:after="360" w:before="360"/>
       <w:ind w:left="864" w:right="864"/>
@@ -1259,7 +1259,7 @@
     <w:rPr>
       <w:i/>
       <w:iCs/>
-      <w:color w:themeColor="accent1" w:themeShade="BF" w:val="0F4761"/>
+      <w:color w:val="002147"/>
     </w:rPr>
   </w:style>
   <w:style w:customStyle="1" w:styleId="IntenseQuoteChar" w:type="character">
@@ -1271,7 +1271,7 @@
     <w:rPr>
       <w:i/>
       <w:iCs/>
-      <w:color w:themeColor="accent1" w:themeShade="BF" w:val="0F4761"/>
+      <w:color w:val="002147"/>
     </w:rPr>
   </w:style>
   <w:style w:styleId="IntenseReference" w:type="character">
@@ -1284,7 +1284,7 @@
       <w:b/>
       <w:bCs/>
       <w:smallCaps/>
-      <w:color w:themeColor="accent1" w:themeShade="BF" w:val="0F4761"/>
+      <w:color w:val="002147"/>
       <w:spacing w:val="5"/>
     </w:rPr>
   </w:style>
